--- a/chestii de cpp/clase/constructori/Copy-Initialization-Constructor.docx
+++ b/chestii de cpp/clase/constructori/Copy-Initialization-Constructor.docx
@@ -42,19 +42,54 @@
         <w:rPr>
           <w:rFonts w:ascii="Aptos Display" w:hAnsi="Aptos Display" w:asciiTheme="majorHAnsi" w:hAnsiTheme="majorHAnsi"/>
         </w:rPr>
-        <w:t>-Se consider</w:t>
-      </w:r>
-      <w:r>
-        <w:rPr>
-          <w:rFonts w:ascii="Aptos Display" w:hAnsi="Aptos Display" w:asciiTheme="majorHAnsi" w:hAnsiTheme="majorHAnsi"/>
-        </w:rPr>
-        <w:t>a</w:t>
-      </w:r>
-      <w:r>
-        <w:rPr>
-          <w:rFonts w:ascii="Aptos Display" w:hAnsi="Aptos Display" w:asciiTheme="majorHAnsi" w:hAnsiTheme="majorHAnsi"/>
-        </w:rPr>
-        <w:t xml:space="preserve"> “Copy initialization” tot ce vrei sa initializezi cu “ =”. </w:t>
+        <w:t xml:space="preserve">-Se considera “Copy initialization” </w:t>
+      </w:r>
+      <w:r>
+        <w:rPr>
+          <w:rFonts w:ascii="Aptos Display" w:hAnsi="Aptos Display" w:asciiTheme="majorHAnsi" w:hAnsiTheme="majorHAnsi"/>
+        </w:rPr>
+        <w:t>orice initializare pe care o faci pe un obiect cu un obiect de acelasi tip</w:t>
+      </w:r>
+    </w:p>
+    <w:p>
+      <w:pPr>
+        <w:pStyle w:val="Normal"/>
+        <w:rPr>
+          <w:rFonts w:ascii="Aptos Display" w:hAnsi="Aptos Display" w:asciiTheme="majorHAnsi" w:hAnsiTheme="majorHAnsi"/>
+        </w:rPr>
+      </w:pPr>
+      <w:r>
+        <w:rPr/>
+      </w:r>
+    </w:p>
+    <w:p>
+      <w:pPr>
+        <w:pStyle w:val="Normal"/>
+        <w:rPr>
+          <w:color w:val="C9211E"/>
+        </w:rPr>
+      </w:pPr>
+      <w:r>
+        <w:rPr>
+          <w:rFonts w:ascii="Aptos Display" w:hAnsi="Aptos Display" w:asciiTheme="majorHAnsi" w:hAnsiTheme="majorHAnsi"/>
+          <w:color w:val="C9211E"/>
+        </w:rPr>
+        <w:t>Semnatura Copy Initialization Constructor:</w:t>
+      </w:r>
+    </w:p>
+    <w:p>
+      <w:pPr>
+        <w:pStyle w:val="Normal"/>
+        <w:rPr>
+          <w:color w:val="FFFFFF"/>
+        </w:rPr>
+      </w:pPr>
+      <w:r>
+        <w:rPr>
+          <w:rFonts w:ascii="Aptos Display" w:hAnsi="Aptos Display" w:asciiTheme="majorHAnsi" w:hAnsiTheme="majorHAnsi"/>
+          <w:color w:val="FFFFFF"/>
+        </w:rPr>
+        <w:t>nume_clasa(const nume_clasa&amp; nume_obiect_primit_ca_parametru)</w:t>
       </w:r>
     </w:p>
     <w:p>
@@ -116,7 +151,19 @@
         <w:rPr>
           <w:rFonts w:ascii="Aptos Display" w:hAnsi="Aptos Display" w:asciiTheme="majorHAnsi" w:hAnsiTheme="majorHAnsi"/>
         </w:rPr>
-        <w:t>-Fiindca cand transmiti fara “&amp;” o sa incerce sa creeze o copie a obiectului transmis ca argument(in copy initialization constructor) si cum o sa incerce sa faca copia asta? Apeland copy initialization constructor pe argumentul trimis ca parametru ( :) ) si o sa se faca asta practic la infinit :)))</w:t>
+        <w:t>-Fiindca cand transmiti fara “&amp;” o sa incerce sa creeze o copie a obiectului transmis ca argument</w:t>
+      </w:r>
+      <w:r>
+        <w:rPr>
+          <w:rFonts w:ascii="Aptos Display" w:hAnsi="Aptos Display" w:asciiTheme="majorHAnsi" w:hAnsiTheme="majorHAnsi"/>
+        </w:rPr>
+        <w:t xml:space="preserve"> </w:t>
+      </w:r>
+      <w:r>
+        <w:rPr>
+          <w:rFonts w:ascii="Aptos Display" w:hAnsi="Aptos Display" w:asciiTheme="majorHAnsi" w:hAnsiTheme="majorHAnsi"/>
+        </w:rPr>
+        <w:t xml:space="preserve">(in copy initialization constructor) </w:t>
       </w:r>
     </w:p>
     <w:p>
@@ -127,7 +174,24 @@
         </w:rPr>
       </w:pPr>
       <w:r>
-        <w:rPr/>
+        <w:rPr>
+          <w:rFonts w:ascii="Aptos Display" w:hAnsi="Aptos Display" w:asciiTheme="majorHAnsi" w:hAnsiTheme="majorHAnsi"/>
+          <w:color w:val="C9211E"/>
+        </w:rPr>
+        <w:t>S</w:t>
+      </w:r>
+      <w:r>
+        <w:rPr>
+          <w:rFonts w:ascii="Aptos Display" w:hAnsi="Aptos Display" w:asciiTheme="majorHAnsi" w:hAnsiTheme="majorHAnsi"/>
+          <w:color w:val="C9211E"/>
+        </w:rPr>
+        <w:t>i cum o sa incerce sa faca copia asta?</w:t>
+      </w:r>
+      <w:r>
+        <w:rPr>
+          <w:rFonts w:ascii="Aptos Display" w:hAnsi="Aptos Display" w:asciiTheme="majorHAnsi" w:hAnsiTheme="majorHAnsi"/>
+        </w:rPr>
+        <w:t xml:space="preserve"> Apeland copy initialization constructor pe argumentul trimis ca parametru ( :) ) si o sa se faca asta practic la infinit :)))</w:t>
       </w:r>
     </w:p>
     <w:p>
@@ -138,7 +202,22 @@
         </w:rPr>
       </w:pPr>
       <w:r>
-        <w:rPr/>
+        <w:rPr>
+          <w:rFonts w:ascii="Aptos Black" w:hAnsi="Aptos Black"/>
+        </w:rPr>
+      </w:r>
+    </w:p>
+    <w:p>
+      <w:pPr>
+        <w:pStyle w:val="Normal"/>
+        <w:rPr>
+          <w:rFonts w:ascii="Aptos Black" w:hAnsi="Aptos Black"/>
+        </w:rPr>
+      </w:pPr>
+      <w:r>
+        <w:rPr>
+          <w:rFonts w:ascii="Aptos Black" w:hAnsi="Aptos Black"/>
+        </w:rPr>
       </w:r>
     </w:p>
     <w:p>
@@ -163,65 +242,36 @@
         </w:rPr>
       </w:pPr>
       <w:r>
-        <w:rPr/>
-      </w:r>
-    </w:p>
-    <w:p>
-      <w:pPr>
-        <w:pStyle w:val="Normal"/>
-        <w:rPr>
-          <w:rFonts w:ascii="Aptos Display" w:hAnsi="Aptos Display" w:asciiTheme="majorHAnsi" w:hAnsiTheme="majorHAnsi"/>
-        </w:rPr>
-      </w:pPr>
-      <w:r>
-        <w:rPr>
-          <w:rFonts w:ascii="Aptos Display" w:hAnsi="Aptos Display" w:asciiTheme="majorHAnsi" w:hAnsiTheme="majorHAnsi"/>
-        </w:rPr>
-        <w:t>-Constructorul copy initialization default poate sa fie periculos deoarece: Daca clasa are un membru de tip pointer, cand se va face copiere membru cu membru de catre compiler la sfarsit ambele obiecte o sa pointeze spre aceeasi adresa, ceea ce evident e foarte periculos si gresit.</w:t>
-      </w:r>
-    </w:p>
-    <w:p>
-      <w:pPr>
-        <w:pStyle w:val="Normal"/>
-        <w:rPr>
-          <w:rFonts w:ascii="Aptos Display" w:hAnsi="Aptos Display" w:asciiTheme="majorHAnsi" w:hAnsiTheme="majorHAnsi"/>
-        </w:rPr>
-      </w:pPr>
-      <w:r>
-        <w:rPr/>
-      </w:r>
-    </w:p>
-    <w:p>
-      <w:pPr>
-        <w:pStyle w:val="Normal"/>
-        <w:rPr>
-          <w:rFonts w:ascii="Aptos Display" w:hAnsi="Aptos Display" w:asciiTheme="majorHAnsi" w:hAnsiTheme="majorHAnsi"/>
-        </w:rPr>
-      </w:pPr>
-      <w:r>
-        <w:rPr/>
-      </w:r>
-    </w:p>
-    <w:p>
-      <w:pPr>
-        <w:pStyle w:val="Normal"/>
-        <w:rPr>
-          <w:rFonts w:ascii="Aptos Display" w:hAnsi="Aptos Display" w:asciiTheme="majorHAnsi" w:hAnsiTheme="majorHAnsi"/>
-        </w:rPr>
-      </w:pPr>
-      <w:r>
-        <w:rPr/>
-      </w:r>
-    </w:p>
-    <w:p>
-      <w:pPr>
-        <w:pStyle w:val="Normal"/>
-        <w:rPr>
-          <w:rFonts w:ascii="Aptos Display" w:hAnsi="Aptos Display" w:asciiTheme="majorHAnsi" w:hAnsiTheme="majorHAnsi"/>
-        </w:rPr>
-      </w:pPr>
-      <w:r>
-        <w:rPr/>
+        <w:rPr>
+          <w:rFonts w:asciiTheme="majorHAnsi" w:hAnsiTheme="majorHAnsi" w:ascii="Aptos Display" w:hAnsi="Aptos Display"/>
+        </w:rPr>
+      </w:r>
+    </w:p>
+    <w:p>
+      <w:pPr>
+        <w:pStyle w:val="Normal"/>
+        <w:rPr>
+          <w:rFonts w:ascii="Aptos Display" w:hAnsi="Aptos Display" w:asciiTheme="majorHAnsi" w:hAnsiTheme="majorHAnsi"/>
+        </w:rPr>
+      </w:pPr>
+      <w:r>
+        <w:rPr>
+          <w:rFonts w:ascii="Aptos Display" w:hAnsi="Aptos Display" w:asciiTheme="majorHAnsi" w:hAnsiTheme="majorHAnsi"/>
+          <w:color w:val="C9211E"/>
+        </w:rPr>
+        <w:t xml:space="preserve">-Constructorul copy initialization default poate sa fie periculos deoarece: </w:t>
+      </w:r>
+      <w:r>
+        <w:rPr>
+          <w:rFonts w:ascii="Aptos Display" w:hAnsi="Aptos Display" w:asciiTheme="majorHAnsi" w:hAnsiTheme="majorHAnsi"/>
+        </w:rPr>
+        <w:t>Daca clasa are un membru de tip pointer, cand se va face copiere membru cu membru de catre compiler la sfarsit ambele obiecte o sa pointeze spre aceeasi adresa, ceea ce evident e foarte periculos si gresit</w:t>
+      </w:r>
+      <w:r>
+        <w:rPr>
+          <w:rFonts w:ascii="Aptos Display" w:hAnsi="Aptos Display" w:asciiTheme="majorHAnsi" w:hAnsiTheme="majorHAnsi"/>
+        </w:rPr>
+        <w:t>.</w:t>
       </w:r>
     </w:p>
     <w:p>
@@ -330,8 +380,15 @@
       <w:r>
         <w:rPr>
           <w:rFonts w:ascii="Aptos Display" w:hAnsi="Aptos Display" w:asciiTheme="majorHAnsi" w:hAnsiTheme="majorHAnsi"/>
-        </w:rPr>
-        <w:t>Rezolvare: Definesti tu un copy constructor ca sa eviti aceasta problema, iar cand se ajunge la un pointer ii aloci tu adresa noua de memorie si copiezi elementele din celalalt obiect(care sunt la pointerul respectiv)</w:t>
+          <w:color w:val="81D41A"/>
+        </w:rPr>
+        <w:t>Rezolvare:</w:t>
+      </w:r>
+      <w:r>
+        <w:rPr>
+          <w:rFonts w:ascii="Aptos Display" w:hAnsi="Aptos Display" w:asciiTheme="majorHAnsi" w:hAnsiTheme="majorHAnsi"/>
+        </w:rPr>
+        <w:t xml:space="preserve"> Definesti tu un copy constructor ca sa eviti aceasta problema, iar cand se ajunge la un pointer ii aloci tu adresa noua de memorie si copiezi elementele din celalalt obiect(care sunt la pointerul respectiv)</w:t>
       </w:r>
     </w:p>
     <w:p>
@@ -825,6 +882,7 @@
     <w:rsid w:val="008217fe"/>
     <w:pPr>
       <w:widowControl/>
+      <w:suppressAutoHyphens w:val="true"/>
       <w:bidi w:val="0"/>
       <w:spacing w:lineRule="auto" w:line="276" w:before="0" w:after="160"/>
       <w:jc w:val="left"/>
